--- a/data/ai_paras/AI_para_116.docx
+++ b/data/ai_paras/AI_para_116.docx
@@ -4,7 +4,7 @@
   <w:body>
     <w:p>
       <w:r>
-        <w:t>The debate over remote work policies in modern organizations centers on the intricate balance between productivity, employee well-being, and organizational culture. As companies navigate the post-pandemic landscape, understanding these interrelated factors becomes crucial in shaping effective work environments. Productivity data provides mixed insights, with some studies indicating increased efficiency in remote settings, while others highlight challenges in maintaining focus and collaboration. Employee well-being, encompassing both physical and mental health aspects, is significantly affected by remote work conditions, influencing job satisfaction and overall performance. Additionally, organizational culture faces transformation as virtual interactions replace traditional office dynamics, prompting a reevaluation of how company values and team cohesion are sustained in a digital format.</w:t>
+        <w:t>Effective management practices are essential for optimizing productivity among remote workers, as they help navigate the unique challenges posed by distance and lack of physical oversight. One successful strategy involves the implementation of results-oriented management, where managers focus on outcomes rather than micromanaging processes. This approach not only empowers employees but also fosters a sense of accountability, as evidenced by Choudhury et al. (Ref-u916944), who highlight the positive impact of autonomy on productivity. Additionally, regular virtual check-ins and feedback sessions are crucial for maintaining engagement and motivation, helping to mitigate feelings of isolation. Moreover, offering access to digital collaboration tools and resources further supports task completion and team cohesion, ensuring that productivity is not compromised by remote work's inherent challenges.</w:t>
       </w:r>
     </w:p>
     <w:sectPr>
